--- a/output/九三学社申请人社登记表-胡继刚.docx
+++ b/output/九三学社申请人社登记表-胡继刚.docx
@@ -2262,6 +2262,7 @@
                 <w:b w:val="0"/>
                 <w:sz w:val="20"/>
               </w:rPr>
+              <w:t>200090</w:t>
             </w:r>
           </w:p>
         </w:tc>
@@ -2624,7 +2625,171 @@
                 <w:b w:val="0"/>
                 <w:sz w:val="16"/>
               </w:rPr>
-              <w:t>兼任</w:t>
+              <w:t>政协界别：无</w:t>
+            </w:r>
+          </w:p>
+        </w:tc>
+      </w:tr>
+      <w:tr>
+        <w:tc>
+          <w:tcPr>
+            <w:tcW w:type="dxa" w:w="1814"/>
+            <w:tcBorders>
+              <w:top w:val="single" w:sz="8" w:color="000000"/>
+              <w:left w:val="single" w:sz="8" w:color="000000"/>
+              <w:bottom w:val="single" w:sz="8" w:color="000000"/>
+              <w:right w:val="single" w:sz="8" w:color="000000"/>
+            </w:tcBorders>
+            <w:vAlign w:val="center"/>
+          </w:tcPr>
+          <w:p>
+            <w:pPr>
+              <w:spacing w:before="20" w:after="20" w:line="276" w:lineRule="auto"/>
+              <w:jc w:val="left"/>
+            </w:pPr>
+            <w:r/>
+            <w:r>
+              <w:rPr>
+                <w:rFonts w:ascii="宋体" w:hAnsi="宋体" w:eastAsia="宋体"/>
+                <w:b w:val="0"/>
+                <w:sz w:val="16"/>
+              </w:rPr>
+              <w:t>复旦MBA不动产资产管理协会</w:t>
+            </w:r>
+          </w:p>
+        </w:tc>
+        <w:tc>
+          <w:tcPr>
+            <w:tcW w:type="dxa" w:w="1247"/>
+            <w:tcBorders>
+              <w:top w:val="single" w:sz="8" w:color="000000"/>
+              <w:left w:val="single" w:sz="8" w:color="000000"/>
+              <w:bottom w:val="single" w:sz="8" w:color="000000"/>
+              <w:right w:val="single" w:sz="8" w:color="000000"/>
+            </w:tcBorders>
+            <w:vAlign w:val="center"/>
+          </w:tcPr>
+          <w:p>
+            <w:pPr>
+              <w:spacing w:before="20" w:after="20" w:line="276" w:lineRule="auto"/>
+              <w:jc w:val="center"/>
+            </w:pPr>
+            <w:r/>
+            <w:r>
+              <w:rPr>
+                <w:rFonts w:ascii="宋体" w:hAnsi="宋体" w:eastAsia="宋体"/>
+                <w:b w:val="0"/>
+                <w:sz w:val="16"/>
+              </w:rPr>
+              <w:t>校级/协会</w:t>
+            </w:r>
+          </w:p>
+        </w:tc>
+        <w:tc>
+          <w:tcPr>
+            <w:tcW w:type="dxa" w:w="1134"/>
+            <w:tcBorders>
+              <w:top w:val="single" w:sz="8" w:color="000000"/>
+              <w:left w:val="single" w:sz="8" w:color="000000"/>
+              <w:bottom w:val="single" w:sz="8" w:color="000000"/>
+              <w:right w:val="single" w:sz="8" w:color="000000"/>
+            </w:tcBorders>
+            <w:vAlign w:val="center"/>
+          </w:tcPr>
+          <w:p>
+            <w:pPr>
+              <w:spacing w:before="20" w:after="20" w:line="276" w:lineRule="auto"/>
+              <w:jc w:val="center"/>
+            </w:pPr>
+            <w:r/>
+            <w:r>
+              <w:rPr>
+                <w:rFonts w:ascii="宋体" w:hAnsi="宋体" w:eastAsia="宋体"/>
+                <w:b w:val="0"/>
+                <w:sz w:val="16"/>
+              </w:rPr>
+              <w:t>秘书长</w:t>
+            </w:r>
+          </w:p>
+        </w:tc>
+        <w:tc>
+          <w:tcPr>
+            <w:tcW w:type="dxa" w:w="907"/>
+            <w:tcBorders>
+              <w:top w:val="single" w:sz="8" w:color="000000"/>
+              <w:left w:val="single" w:sz="8" w:color="000000"/>
+              <w:bottom w:val="single" w:sz="8" w:color="000000"/>
+              <w:right w:val="single" w:sz="8" w:color="000000"/>
+            </w:tcBorders>
+            <w:vAlign w:val="center"/>
+          </w:tcPr>
+          <w:p>
+            <w:pPr>
+              <w:spacing w:before="20" w:after="20" w:line="276" w:lineRule="auto"/>
+              <w:jc w:val="center"/>
+            </w:pPr>
+            <w:r/>
+            <w:r>
+              <w:rPr>
+                <w:rFonts w:ascii="宋体" w:hAnsi="宋体" w:eastAsia="宋体"/>
+                <w:b w:val="0"/>
+                <w:sz w:val="16"/>
+              </w:rPr>
+              <w:t>上海</w:t>
+            </w:r>
+          </w:p>
+        </w:tc>
+        <w:tc>
+          <w:tcPr>
+            <w:tcW w:type="dxa" w:w="907"/>
+            <w:tcBorders>
+              <w:top w:val="single" w:sz="8" w:color="000000"/>
+              <w:left w:val="single" w:sz="8" w:color="000000"/>
+              <w:bottom w:val="single" w:sz="8" w:color="000000"/>
+              <w:right w:val="single" w:sz="8" w:color="000000"/>
+            </w:tcBorders>
+            <w:vAlign w:val="center"/>
+          </w:tcPr>
+          <w:p>
+            <w:pPr>
+              <w:spacing w:before="20" w:after="20" w:line="276" w:lineRule="auto"/>
+              <w:jc w:val="center"/>
+            </w:pPr>
+            <w:r/>
+            <w:r>
+              <w:rPr>
+                <w:rFonts w:ascii="宋体" w:hAnsi="宋体" w:eastAsia="宋体"/>
+                <w:b w:val="0"/>
+                <w:sz w:val="16"/>
+              </w:rPr>
+              <w:t>上海</w:t>
+            </w:r>
+          </w:p>
+        </w:tc>
+        <w:tc>
+          <w:tcPr>
+            <w:tcW w:type="dxa" w:w="3061"/>
+            <w:tcBorders>
+              <w:top w:val="single" w:sz="8" w:color="000000"/>
+              <w:left w:val="single" w:sz="8" w:color="000000"/>
+              <w:bottom w:val="single" w:sz="8" w:color="000000"/>
+              <w:right w:val="single" w:sz="8" w:color="000000"/>
+            </w:tcBorders>
+            <w:vAlign w:val="center"/>
+          </w:tcPr>
+          <w:p>
+            <w:pPr>
+              <w:spacing w:before="20" w:after="20" w:line="276" w:lineRule="auto"/>
+              <w:jc w:val="center"/>
+            </w:pPr>
+            <w:r/>
+            <w:r>
+              <w:rPr>
+                <w:rFonts w:ascii="宋体" w:hAnsi="宋体" w:eastAsia="宋体"/>
+                <w:b w:val="0"/>
+                <w:sz w:val="16"/>
+              </w:rPr>
+              <w:t>政协界别：无</w:t>
             </w:r>
           </w:p>
         </w:tc>
@@ -2788,171 +2953,7 @@
                 <w:b w:val="0"/>
                 <w:sz w:val="16"/>
               </w:rPr>
-              <w:t>兼任</w:t>
-            </w:r>
-          </w:p>
-        </w:tc>
-      </w:tr>
-      <w:tr>
-        <w:tc>
-          <w:tcPr>
-            <w:tcW w:type="dxa" w:w="1814"/>
-            <w:tcBorders>
-              <w:top w:val="single" w:sz="8" w:color="000000"/>
-              <w:left w:val="single" w:sz="8" w:color="000000"/>
-              <w:bottom w:val="single" w:sz="8" w:color="000000"/>
-              <w:right w:val="single" w:sz="8" w:color="000000"/>
-            </w:tcBorders>
-            <w:vAlign w:val="center"/>
-          </w:tcPr>
-          <w:p>
-            <w:pPr>
-              <w:spacing w:before="20" w:after="20" w:line="276" w:lineRule="auto"/>
-              <w:jc w:val="left"/>
-            </w:pPr>
-            <w:r/>
-            <w:r>
-              <w:rPr>
-                <w:rFonts w:ascii="宋体" w:hAnsi="宋体" w:eastAsia="宋体"/>
-                <w:b w:val="0"/>
-                <w:sz w:val="16"/>
-              </w:rPr>
-              <w:t>复旦管院不动产资产管理协会</w:t>
-            </w:r>
-          </w:p>
-        </w:tc>
-        <w:tc>
-          <w:tcPr>
-            <w:tcW w:type="dxa" w:w="1247"/>
-            <w:tcBorders>
-              <w:top w:val="single" w:sz="8" w:color="000000"/>
-              <w:left w:val="single" w:sz="8" w:color="000000"/>
-              <w:bottom w:val="single" w:sz="8" w:color="000000"/>
-              <w:right w:val="single" w:sz="8" w:color="000000"/>
-            </w:tcBorders>
-            <w:vAlign w:val="center"/>
-          </w:tcPr>
-          <w:p>
-            <w:pPr>
-              <w:spacing w:before="20" w:after="20" w:line="276" w:lineRule="auto"/>
-              <w:jc w:val="center"/>
-            </w:pPr>
-            <w:r/>
-            <w:r>
-              <w:rPr>
-                <w:rFonts w:ascii="宋体" w:hAnsi="宋体" w:eastAsia="宋体"/>
-                <w:b w:val="0"/>
-                <w:sz w:val="16"/>
-              </w:rPr>
-              <w:t>校级/协会</w:t>
-            </w:r>
-          </w:p>
-        </w:tc>
-        <w:tc>
-          <w:tcPr>
-            <w:tcW w:type="dxa" w:w="1134"/>
-            <w:tcBorders>
-              <w:top w:val="single" w:sz="8" w:color="000000"/>
-              <w:left w:val="single" w:sz="8" w:color="000000"/>
-              <w:bottom w:val="single" w:sz="8" w:color="000000"/>
-              <w:right w:val="single" w:sz="8" w:color="000000"/>
-            </w:tcBorders>
-            <w:vAlign w:val="center"/>
-          </w:tcPr>
-          <w:p>
-            <w:pPr>
-              <w:spacing w:before="20" w:after="20" w:line="276" w:lineRule="auto"/>
-              <w:jc w:val="center"/>
-            </w:pPr>
-            <w:r/>
-            <w:r>
-              <w:rPr>
-                <w:rFonts w:ascii="宋体" w:hAnsi="宋体" w:eastAsia="宋体"/>
-                <w:b w:val="0"/>
-                <w:sz w:val="16"/>
-              </w:rPr>
-              <w:t>创始理事长</w:t>
-            </w:r>
-          </w:p>
-        </w:tc>
-        <w:tc>
-          <w:tcPr>
-            <w:tcW w:type="dxa" w:w="907"/>
-            <w:tcBorders>
-              <w:top w:val="single" w:sz="8" w:color="000000"/>
-              <w:left w:val="single" w:sz="8" w:color="000000"/>
-              <w:bottom w:val="single" w:sz="8" w:color="000000"/>
-              <w:right w:val="single" w:sz="8" w:color="000000"/>
-            </w:tcBorders>
-            <w:vAlign w:val="center"/>
-          </w:tcPr>
-          <w:p>
-            <w:pPr>
-              <w:spacing w:before="20" w:after="20" w:line="276" w:lineRule="auto"/>
-              <w:jc w:val="center"/>
-            </w:pPr>
-            <w:r/>
-            <w:r>
-              <w:rPr>
-                <w:rFonts w:ascii="宋体" w:hAnsi="宋体" w:eastAsia="宋体"/>
-                <w:b w:val="0"/>
-                <w:sz w:val="16"/>
-              </w:rPr>
-              <w:t>上海</w:t>
-            </w:r>
-          </w:p>
-        </w:tc>
-        <w:tc>
-          <w:tcPr>
-            <w:tcW w:type="dxa" w:w="907"/>
-            <w:tcBorders>
-              <w:top w:val="single" w:sz="8" w:color="000000"/>
-              <w:left w:val="single" w:sz="8" w:color="000000"/>
-              <w:bottom w:val="single" w:sz="8" w:color="000000"/>
-              <w:right w:val="single" w:sz="8" w:color="000000"/>
-            </w:tcBorders>
-            <w:vAlign w:val="center"/>
-          </w:tcPr>
-          <w:p>
-            <w:pPr>
-              <w:spacing w:before="20" w:after="20" w:line="276" w:lineRule="auto"/>
-              <w:jc w:val="center"/>
-            </w:pPr>
-            <w:r/>
-            <w:r>
-              <w:rPr>
-                <w:rFonts w:ascii="宋体" w:hAnsi="宋体" w:eastAsia="宋体"/>
-                <w:b w:val="0"/>
-                <w:sz w:val="16"/>
-              </w:rPr>
-              <w:t>上海</w:t>
-            </w:r>
-          </w:p>
-        </w:tc>
-        <w:tc>
-          <w:tcPr>
-            <w:tcW w:type="dxa" w:w="3061"/>
-            <w:tcBorders>
-              <w:top w:val="single" w:sz="8" w:color="000000"/>
-              <w:left w:val="single" w:sz="8" w:color="000000"/>
-              <w:bottom w:val="single" w:sz="8" w:color="000000"/>
-              <w:right w:val="single" w:sz="8" w:color="000000"/>
-            </w:tcBorders>
-            <w:vAlign w:val="center"/>
-          </w:tcPr>
-          <w:p>
-            <w:pPr>
-              <w:spacing w:before="20" w:after="20" w:line="276" w:lineRule="auto"/>
-              <w:jc w:val="center"/>
-            </w:pPr>
-            <w:r/>
-            <w:r>
-              <w:rPr>
-                <w:rFonts w:ascii="宋体" w:hAnsi="宋体" w:eastAsia="宋体"/>
-                <w:b w:val="0"/>
-                <w:sz w:val="16"/>
-              </w:rPr>
-              <w:t>亦称秘书长</w:t>
+              <w:t>政协界别：无；简历兼任</w:t>
             </w:r>
           </w:p>
         </w:tc>
@@ -3116,6 +3117,7 @@
                 <w:b w:val="0"/>
                 <w:sz w:val="16"/>
               </w:rPr>
+              <w:t>政协界别：无；简历兼任</w:t>
             </w:r>
           </w:p>
         </w:tc>
@@ -3170,7 +3172,7 @@
           <w:b w:val="0"/>
           <w:sz w:val="20"/>
         </w:rPr>
-        <w:t>上海市人才引进认证；项目管理工程师任职资格（上海市住房和城乡建设委员会评定）。</w:t>
+        <w:t>上海市人才引进；项目管理工程师任职资格（上海市住房和城乡建设委员会评定）。（人才引进属资质认证，不写入获奖情况。）</w:t>
       </w:r>
     </w:p>
     <w:p>
@@ -4245,16 +4247,15 @@
           <w:p>
             <w:pPr>
               <w:spacing w:before="20" w:after="20" w:line="276" w:lineRule="auto"/>
-              <w:jc w:val="center"/>
+              <w:jc w:val="left"/>
             </w:pPr>
             <w:r/>
             <w:r>
               <w:rPr>
                 <w:rFonts w:ascii="宋体" w:hAnsi="宋体" w:eastAsia="宋体"/>
                 <w:b w:val="0"/>
-                <w:sz w:val="16"/>
+                <w:sz w:val="20"/>
               </w:rPr>
-              <w:t>上海市人才引进认证</w:t>
             </w:r>
           </w:p>
         </w:tc>
@@ -4272,16 +4273,15 @@
           <w:p>
             <w:pPr>
               <w:spacing w:before="20" w:after="20" w:line="276" w:lineRule="auto"/>
-              <w:jc w:val="center"/>
+              <w:jc w:val="left"/>
             </w:pPr>
             <w:r/>
             <w:r>
               <w:rPr>
                 <w:rFonts w:ascii="宋体" w:hAnsi="宋体" w:eastAsia="宋体"/>
                 <w:b w:val="0"/>
-                <w:sz w:val="16"/>
+                <w:sz w:val="20"/>
               </w:rPr>
-              <w:t>/</w:t>
             </w:r>
           </w:p>
         </w:tc>
@@ -4299,16 +4299,15 @@
           <w:p>
             <w:pPr>
               <w:spacing w:before="20" w:after="20" w:line="276" w:lineRule="auto"/>
-              <w:jc w:val="center"/>
+              <w:jc w:val="left"/>
             </w:pPr>
             <w:r/>
             <w:r>
               <w:rPr>
                 <w:rFonts w:ascii="宋体" w:hAnsi="宋体" w:eastAsia="宋体"/>
                 <w:b w:val="0"/>
-                <w:sz w:val="16"/>
+                <w:sz w:val="20"/>
               </w:rPr>
-              <w:t>/</w:t>
             </w:r>
           </w:p>
         </w:tc>
@@ -4326,16 +4325,15 @@
           <w:p>
             <w:pPr>
               <w:spacing w:before="20" w:after="20" w:line="276" w:lineRule="auto"/>
-              <w:jc w:val="center"/>
+              <w:jc w:val="left"/>
             </w:pPr>
             <w:r/>
             <w:r>
               <w:rPr>
                 <w:rFonts w:ascii="宋体" w:hAnsi="宋体" w:eastAsia="宋体"/>
                 <w:b w:val="0"/>
-                <w:sz w:val="16"/>
+                <w:sz w:val="20"/>
               </w:rPr>
-              <w:t>其他</w:t>
             </w:r>
           </w:p>
         </w:tc>
@@ -4353,16 +4351,15 @@
           <w:p>
             <w:pPr>
               <w:spacing w:before="20" w:after="20" w:line="276" w:lineRule="auto"/>
-              <w:jc w:val="center"/>
+              <w:jc w:val="left"/>
             </w:pPr>
             <w:r/>
             <w:r>
               <w:rPr>
                 <w:rFonts w:ascii="宋体" w:hAnsi="宋体" w:eastAsia="宋体"/>
                 <w:b w:val="0"/>
-                <w:sz w:val="16"/>
+                <w:sz w:val="20"/>
               </w:rPr>
-              <w:t>上海市相关主管部门</w:t>
             </w:r>
           </w:p>
         </w:tc>
@@ -4380,16 +4377,15 @@
           <w:p>
             <w:pPr>
               <w:spacing w:before="20" w:after="20" w:line="276" w:lineRule="auto"/>
-              <w:jc w:val="center"/>
+              <w:jc w:val="left"/>
             </w:pPr>
             <w:r/>
             <w:r>
               <w:rPr>
                 <w:rFonts w:ascii="宋体" w:hAnsi="宋体" w:eastAsia="宋体"/>
                 <w:b w:val="0"/>
-                <w:sz w:val="16"/>
+                <w:sz w:val="20"/>
               </w:rPr>
-              <w:t>非省部级科技奖，供参考</w:t>
             </w:r>
           </w:p>
         </w:tc>
@@ -4564,7 +4560,7 @@
           <w:color w:val="666666"/>
           <w:sz w:val="18"/>
         </w:rPr>
-        <w:t>按填写说明，获奖情况原则上填写省部级以上奖励；其余荣誉可另附材料。</w:t>
+        <w:t>按填写说明，本栏原则上填写省部级以上奖励。评职称所用单位内部表彰、上海市人才引进认证均不填入本栏。</w:t>
       </w:r>
     </w:p>
     <w:p>
@@ -5035,7 +5031,7 @@
           <w:b w:val="0"/>
           <w:sz w:val="21"/>
         </w:rPr>
-        <w:t>1. 研究论文：《万科物流地产平台业务发展战略研究》（知网收录）；《房屋建筑工种人工智能技术的应用》（《住宅与房地产》）；《铝模板在高层住宅建筑工程中的应用》（《中国新技术新产品》）；《基于BIM的装配式钢结构建筑施工新技术与管理研究》（《中国……》相关期刊，题名以正式发表稿为准）。</w:t>
+        <w:t>1. 研究论文：《万科物流地产平台业务发展战略研究》（知网收录）；《房屋建筑工种人工智能技术的应用》（《住宅与房地产》）；《铝模板在高层住宅建筑工程中的应用》（《中国新技术新产品》）；《基于BIM的装配式钢结构建筑施工新技术与管理研究》（题名以正式发表稿为准）。</w:t>
       </w:r>
     </w:p>
     <w:p>
@@ -5048,7 +5044,7 @@
           <w:b w:val="0"/>
           <w:sz w:val="21"/>
         </w:rPr>
-        <w:t>2. 实用新型专利2项：建筑工程管理用功能脚架；建筑工程用防护围栏。</w:t>
+        <w:t>2. 实用新型专利2项：一种建筑工程管理用功能脚架；一种建筑工程用防护围栏。</w:t>
       </w:r>
     </w:p>
     <w:p>
@@ -5061,7 +5057,7 @@
           <w:b w:val="0"/>
           <w:sz w:val="21"/>
         </w:rPr>
-        <w:t>3. 长期从事不动产投资拓展与住房政策研究工作，具备商业综合体、产城融合、工业地产、物流地产、文旅康养、长租公寓及农业综合体等多业态土地获取与落地经验；熟悉重资产勾地、轻资产品牌输出、委托代建、股权收并购、法院拍卖与不良资产处置等拓展路径。</w:t>
+        <w:t>3. 主要从事住房政策研究与不动产投资拓展相关工作，工作经历涵盖商业综合体、产城融合、物流地产及冷链产业园等项目拓展，熟悉重资产勾地、轻资产品牌输出、委托代建、股权收并购、法院拍卖与不良资产处置等业务路径。</w:t>
       </w:r>
     </w:p>
     <w:p>
@@ -5074,7 +5070,7 @@
           <w:b w:val="0"/>
           <w:sz w:val="21"/>
         </w:rPr>
-        <w:t>4. 代表性项目（节选）：万科靖江印象城（商业综合体+轻资产委管）；嘉兴海宁商住项目；镇江大港万科金域蓝湾（收并购+债务重组）；常州金坛理想城；临沂河东鲁商新都会；上海龙湖滟澜山叠拼别墅（法院拍卖收并购）；万纬嘉兴平湖冷链产业园；万纬上海南桥冷链物流园；新城临沂吾悦广场、青岛吾悦广场；中南如皋世纪城、苏州中南锦苑、江阴白鹭湾等。</w:t>
+        <w:t>4. 代表性项目（节选，据简历）：万科靖江印象城；嘉兴海宁商住项目；镇江大港万科金域蓝湾；常州金坛理想城；临沂河东鲁商新都会；上海龙湖滟澜山（法院拍卖收并购）；万纬嘉兴平湖/上海南桥冷链园；新城临沂吾悦广场、青岛吾悦广场；中南如皋世纪城、苏州中南锦苑等。</w:t>
       </w:r>
     </w:p>
     <w:p>
@@ -5087,7 +5083,7 @@
           <w:b w:val="0"/>
           <w:sz w:val="21"/>
         </w:rPr>
-        <w:t>5. 现任复旦大学住房政策研究中心秘书长，牵头住房保障、租赁市场、城市更新等课题研究与产学研交流；兼任杨浦区科技企业联合会执行会长、上海市工商联房地产商会秘书长等，服务科创企业与不动产行业协同发展。</w:t>
+        <w:t>5. 公开活动与职务相关成果（有媒体/官网报道可核验）：2024年6月主持“他山之石——中国投资者的海外不动产战略布局”主题分享；2025年5月参加“2025全球新经济增长引擎峰会”圆桌交流；2025年5月出席上海市工商联房地产商会资产管理分会成立大会暨不动产资产管理高质量发展论坛，并参与相关战略合作仪式；2026年3月参加“北欧创新国际会客厅”揭牌交流；2026年5月主持“2026人工智能商业化落地与硬核投资破局峰会”圆桌对话“从算力引擎到新质资产（AI全产业链的商业化实战）”，并以主办方代表身份发言。</w:t>
       </w:r>
     </w:p>
     <w:p>

--- a/output/九三学社申请人社登记表-胡继刚.docx
+++ b/output/九三学社申请人社登记表-胡继刚.docx
@@ -3202,7 +3202,7 @@
       <w:tr>
         <w:tc>
           <w:tcPr>
-            <w:tcW w:type="dxa" w:w="1984"/>
+            <w:tcW w:type="dxa" w:w="2154"/>
             <w:tcBorders>
               <w:top w:val="single" w:sz="8" w:color="000000"/>
               <w:left w:val="single" w:sz="8" w:color="000000"/>
@@ -3230,7 +3230,7 @@
         </w:tc>
         <w:tc>
           <w:tcPr>
-            <w:tcW w:type="dxa" w:w="7087"/>
+            <w:tcW w:type="dxa" w:w="6917"/>
             <w:tcBorders>
               <w:top w:val="single" w:sz="8" w:color="000000"/>
               <w:left w:val="single" w:sz="8" w:color="000000"/>
@@ -3259,11 +3259,11 @@
       </w:tr>
       <w:tr>
         <w:trPr>
-          <w:trHeight w:val="1247"/>
+          <w:trHeight w:val="1474"/>
         </w:trPr>
         <w:tc>
           <w:tcPr>
-            <w:tcW w:type="dxa" w:w="1984"/>
+            <w:tcW w:type="dxa" w:w="2154"/>
             <w:tcBorders>
               <w:top w:val="single" w:sz="8" w:color="000000"/>
               <w:left w:val="single" w:sz="8" w:color="000000"/>
@@ -3284,15 +3284,13 @@
                 <w:b w:val="0"/>
                 <w:sz w:val="18"/>
               </w:rPr>
-              <w:t>应用经济学</w:t>
-              <w:br/>
-              <w:t>（兼土木工程）</w:t>
+              <w:t>1. 服务科创企业</w:t>
             </w:r>
           </w:p>
         </w:tc>
         <w:tc>
           <w:tcPr>
-            <w:tcW w:type="dxa" w:w="7087"/>
+            <w:tcW w:type="dxa" w:w="6917"/>
             <w:tcBorders>
               <w:top w:val="single" w:sz="8" w:color="000000"/>
               <w:left w:val="single" w:sz="8" w:color="000000"/>
@@ -3313,7 +3311,68 @@
                 <w:b w:val="0"/>
                 <w:sz w:val="18"/>
               </w:rPr>
-              <w:t>不动产投资拓展与特殊资产业务（募投管退）；住房政策与租赁市场研究；城市更新与产城融合；商业综合体/物流地产/冷链产业园落地；股权收并购、法院拍卖及不良资产处置；政企协同与资源整合。</w:t>
+              <w:t>擅长策划组织科创交流与产业对接类活动，能统筹选题、嘉宾邀请、现场主持与多方协同。以杨浦区科技企业联合会执行会长身份，参与“北欧创新国际会客厅”揭牌及中欧科创合作交流；主办/协办人工智能商业化等主题峰会，主持圆桌对话，推动科创企业、投资机构与产业资源对接。兼任科技企业专业评审专家，服务企业成长与资源匹配。</w:t>
+            </w:r>
+          </w:p>
+        </w:tc>
+      </w:tr>
+      <w:tr>
+        <w:trPr>
+          <w:trHeight w:val="1474"/>
+        </w:trPr>
+        <w:tc>
+          <w:tcPr>
+            <w:tcW w:type="dxa" w:w="2154"/>
+            <w:tcBorders>
+              <w:top w:val="single" w:sz="8" w:color="000000"/>
+              <w:left w:val="single" w:sz="8" w:color="000000"/>
+              <w:bottom w:val="single" w:sz="8" w:color="000000"/>
+              <w:right w:val="single" w:sz="8" w:color="000000"/>
+            </w:tcBorders>
+            <w:vAlign w:val="center"/>
+          </w:tcPr>
+          <w:p>
+            <w:pPr>
+              <w:spacing w:before="20" w:after="20" w:line="276" w:lineRule="auto"/>
+              <w:jc w:val="center"/>
+            </w:pPr>
+            <w:r/>
+            <w:r>
+              <w:rPr>
+                <w:rFonts w:ascii="宋体" w:hAnsi="宋体" w:eastAsia="宋体"/>
+                <w:b w:val="0"/>
+                <w:sz w:val="18"/>
+              </w:rPr>
+              <w:t>2. 不动产业务</w:t>
+              <w:br/>
+              <w:t>协同发展</w:t>
+            </w:r>
+          </w:p>
+        </w:tc>
+        <w:tc>
+          <w:tcPr>
+            <w:tcW w:type="dxa" w:w="6917"/>
+            <w:tcBorders>
+              <w:top w:val="single" w:sz="8" w:color="000000"/>
+              <w:left w:val="single" w:sz="8" w:color="000000"/>
+              <w:bottom w:val="single" w:sz="8" w:color="000000"/>
+              <w:right w:val="single" w:sz="8" w:color="000000"/>
+            </w:tcBorders>
+            <w:vAlign w:val="center"/>
+          </w:tcPr>
+          <w:p>
+            <w:pPr>
+              <w:spacing w:before="20" w:after="20" w:line="276" w:lineRule="auto"/>
+              <w:jc w:val="left"/>
+            </w:pPr>
+            <w:r/>
+            <w:r>
+              <w:rPr>
+                <w:rFonts w:ascii="宋体" w:hAnsi="宋体" w:eastAsia="宋体"/>
+                <w:b w:val="0"/>
+                <w:sz w:val="18"/>
+              </w:rPr>
+              <w:t>擅长组织不动产与住房政策领域论坛、闭门研讨及战略合作仪式，具备会务统筹与跨界协调能力。以复旦大学住房政策研究中心、复旦MBA不动产资产管理协会秘书长身份，主持海外不动产战略布局主题分享，参与全球新经济增长引擎峰会圆桌交流，出席工商联房地产商会资产管理分会成立大会并参与战略合作仪式。结合不动产投资拓展实务经验，促进学界、企业与政府部门对话合作。</w:t>
             </w:r>
           </w:p>
         </w:tc>

--- a/output/九三学社申请人社登记表-胡继刚.docx
+++ b/output/九三学社申请人社登记表-胡继刚.docx
@@ -3372,7 +3372,7 @@
                 <w:b w:val="0"/>
                 <w:sz w:val="18"/>
               </w:rPr>
-              <w:t>擅长组织不动产与住房政策领域论坛、闭门研讨及战略合作仪式，具备会务统筹与跨界协调能力。以复旦大学住房政策研究中心、复旦MBA不动产资产管理协会秘书长身份，主持海外不动产战略布局主题分享，参与全球新经济增长引擎峰会圆桌交流，出席工商联房地产商会资产管理分会成立大会并参与战略合作仪式。结合不动产投资拓展实务经验，促进学界、企业与政府部门对话合作。</w:t>
+              <w:t>擅长组织不动产与住房政策领域论坛、闭门研讨及合作仪式，具备会务统筹与跨界协调能力。以复旦大学住房政策研究中心、复旦MBA不动产资产管理协会秘书长身份，主持海外不动产战略布局主题分享，参与全球新经济增长引擎峰会圆桌交流，出席资产管理分会成立大会并参与战略合作仪式。结合不动产投资拓展实务，促进学界、企业与政府部门对话合作。</w:t>
             </w:r>
           </w:p>
         </w:tc>
